--- a/9-交付管理/运行记录类文件/090201-天津港引航中心引航信息系统及设备维护项目-数据清洗策略需求分析报告.docx
+++ b/9-交付管理/运行记录类文件/090201-天津港引航中心引航信息系统及设备维护项目-数据清洗策略需求分析报告.docx
@@ -194,12 +194,6 @@
             <w:insideH w:val="none" w:color="auto" w:sz="0" w:space="0"/>
             <w:insideV w:val="none" w:color="auto" w:sz="0" w:space="0"/>
           </w:tblBorders>
-          <w:tblCellMar>
-            <w:top w:w="0" w:type="dxa"/>
-            <w:left w:w="108" w:type="dxa"/>
-            <w:bottom w:w="0" w:type="dxa"/>
-            <w:right w:w="108" w:type="dxa"/>
-          </w:tblCellMar>
         </w:tblPrEx>
         <w:trPr>
           <w:trHeight w:val="810" w:hRule="atLeast"/>
@@ -355,8 +349,18 @@
               <w:rPr>
                 <w:rFonts w:hint="eastAsia" w:ascii="宋体" w:hAnsi="宋体" w:cs="宋体"/>
                 <w:sz w:val="21"/>
-              </w:rPr>
-              <w:t>编制时间:</w:t>
+                <w:lang w:val="en-US" w:eastAsia="zh-CN"/>
+              </w:rPr>
+              <w:t>审核</w:t>
+            </w:r>
+            <w:bookmarkStart w:id="20" w:name="_GoBack"/>
+            <w:bookmarkEnd w:id="20"/>
+            <w:r>
+              <w:rPr>
+                <w:rFonts w:hint="eastAsia" w:ascii="宋体" w:hAnsi="宋体" w:cs="宋体"/>
+                <w:sz w:val="21"/>
+              </w:rPr>
+              <w:t>时间:</w:t>
             </w:r>
             <w:r>
               <w:rPr>
@@ -1354,6 +1358,12 @@
             <w:insideH w:val="single" w:color="000000" w:sz="2" w:space="0"/>
             <w:insideV w:val="single" w:color="000000" w:sz="2" w:space="0"/>
           </w:tblBorders>
+          <w:tblCellMar>
+            <w:top w:w="0" w:type="dxa"/>
+            <w:left w:w="0" w:type="dxa"/>
+            <w:bottom w:w="0" w:type="dxa"/>
+            <w:right w:w="0" w:type="dxa"/>
+          </w:tblCellMar>
         </w:tblPrEx>
         <w:trPr>
           <w:trHeight w:val="561" w:hRule="atLeast"/>
@@ -3235,6 +3245,7 @@
     </w:p>
     <w:tbl>
       <w:tblPr>
+        <w:tblStyle w:val="20"/>
         <w:tblW w:w="8522" w:type="dxa"/>
         <w:jc w:val="center"/>
         <w:tblBorders>
@@ -3269,7 +3280,6 @@
             <w:insideH w:val="none" w:color="auto" w:sz="0" w:space="0"/>
             <w:insideV w:val="none" w:color="auto" w:sz="0" w:space="0"/>
           </w:tblBorders>
-          <w:shd w:val="clear" w:color="auto" w:fill="auto"/>
           <w:tblCellMar>
             <w:top w:w="15" w:type="dxa"/>
             <w:left w:w="15" w:type="dxa"/>
@@ -3336,7 +3346,6 @@
                 <w:kern w:val="0"/>
                 <w:sz w:val="22"/>
                 <w:szCs w:val="22"/>
-                <w:bdr w:val="none" w:color="auto" w:sz="0" w:space="0"/>
                 <w:lang w:val="en-US" w:eastAsia="zh-CN" w:bidi="ar"/>
               </w:rPr>
               <w:t>数据域</w:t>
@@ -3397,7 +3406,6 @@
                 <w:kern w:val="0"/>
                 <w:sz w:val="22"/>
                 <w:szCs w:val="22"/>
-                <w:bdr w:val="none" w:color="auto" w:sz="0" w:space="0"/>
                 <w:lang w:val="en-US" w:eastAsia="zh-CN" w:bidi="ar"/>
               </w:rPr>
               <w:t>典型数据源</w:t>
@@ -3458,7 +3466,6 @@
                 <w:kern w:val="0"/>
                 <w:sz w:val="22"/>
                 <w:szCs w:val="22"/>
-                <w:bdr w:val="none" w:color="auto" w:sz="0" w:space="0"/>
                 <w:lang w:val="en-US" w:eastAsia="zh-CN" w:bidi="ar"/>
               </w:rPr>
               <w:t>数据特征与潜在风险</w:t>
@@ -3540,7 +3547,6 @@
                 <w:kern w:val="0"/>
                 <w:sz w:val="22"/>
                 <w:szCs w:val="22"/>
-                <w:bdr w:val="none" w:color="auto" w:sz="0" w:space="0"/>
                 <w:lang w:val="en-US" w:eastAsia="zh-CN" w:bidi="ar"/>
               </w:rPr>
               <w:t>引航计划数据</w:t>
@@ -3599,7 +3605,6 @@
                 <w:kern w:val="0"/>
                 <w:sz w:val="22"/>
                 <w:szCs w:val="22"/>
-                <w:bdr w:val="none" w:color="auto" w:sz="0" w:space="0"/>
                 <w:lang w:val="en-US" w:eastAsia="zh-CN" w:bidi="ar"/>
               </w:rPr>
               <w:t>引航申请、引航计划、引航工单、计划变更记录</w:t>
@@ -3658,7 +3663,6 @@
                 <w:kern w:val="0"/>
                 <w:sz w:val="22"/>
                 <w:szCs w:val="22"/>
-                <w:bdr w:val="none" w:color="auto" w:sz="0" w:space="0"/>
                 <w:lang w:val="en-US" w:eastAsia="zh-CN" w:bidi="ar"/>
               </w:rPr>
               <w:t>数据关联复杂；存在计划与执行脱节、变更记录缺失、引航时段冲突等问题</w:t>
@@ -3740,7 +3744,6 @@
                 <w:kern w:val="0"/>
                 <w:sz w:val="22"/>
                 <w:szCs w:val="22"/>
-                <w:bdr w:val="none" w:color="auto" w:sz="0" w:space="0"/>
                 <w:lang w:val="en-US" w:eastAsia="zh-CN" w:bidi="ar"/>
               </w:rPr>
               <w:t>船舶动态数据</w:t>
@@ -3799,7 +3802,6 @@
                 <w:kern w:val="0"/>
                 <w:sz w:val="22"/>
                 <w:szCs w:val="22"/>
-                <w:bdr w:val="none" w:color="auto" w:sz="0" w:space="0"/>
                 <w:lang w:val="en-US" w:eastAsia="zh-CN" w:bidi="ar"/>
               </w:rPr>
               <w:t>AIS数据、船舶进出港记录、船舶档案、船舶预报信息</w:t>
@@ -3858,607 +3860,9 @@
                 <w:kern w:val="0"/>
                 <w:sz w:val="22"/>
                 <w:szCs w:val="22"/>
-                <w:bdr w:val="none" w:color="auto" w:sz="0" w:space="0"/>
                 <w:lang w:val="en-US" w:eastAsia="zh-CN" w:bidi="ar"/>
               </w:rPr>
               <w:t>数据实时性要求高；存在船舶身份识别错误、动态信息延迟、船名/呼号不一致等风险</w:t>
-            </w:r>
-          </w:p>
-        </w:tc>
-      </w:tr>
-      <w:tr>
-        <w:tblPrEx>
-          <w:tblBorders>
-            <w:top w:val="none" w:color="auto" w:sz="0" w:space="0"/>
-            <w:left w:val="none" w:color="auto" w:sz="0" w:space="0"/>
-            <w:bottom w:val="none" w:color="auto" w:sz="0" w:space="0"/>
-            <w:right w:val="none" w:color="auto" w:sz="0" w:space="0"/>
-            <w:insideH w:val="none" w:color="auto" w:sz="0" w:space="0"/>
-            <w:insideV w:val="none" w:color="auto" w:sz="0" w:space="0"/>
-          </w:tblBorders>
-          <w:tblCellMar>
-            <w:top w:w="15" w:type="dxa"/>
-            <w:left w:w="15" w:type="dxa"/>
-            <w:bottom w:w="15" w:type="dxa"/>
-            <w:right w:w="15" w:type="dxa"/>
-          </w:tblCellMar>
-        </w:tblPrEx>
-        <w:trPr>
-          <w:trHeight w:val="0" w:hRule="atLeast"/>
-          <w:jc w:val="center"/>
-        </w:trPr>
-        <w:tc>
-          <w:tcPr>
-            <w:tcW w:w="0" w:type="auto"/>
-            <w:tcBorders>
-              <w:top w:val="single" w:color="auto" w:sz="4" w:space="0"/>
-              <w:left w:val="single" w:color="auto" w:sz="12" w:space="0"/>
-              <w:bottom w:val="nil"/>
-              <w:right w:val="nil"/>
-            </w:tcBorders>
-            <w:shd w:val="clear" w:color="auto" w:fill="auto"/>
-            <w:noWrap w:val="0"/>
-            <w:tcMar>
-              <w:top w:w="150" w:type="dxa"/>
-              <w:left w:w="-1" w:type="dxa"/>
-              <w:bottom w:w="150" w:type="dxa"/>
-              <w:right w:w="240" w:type="dxa"/>
-            </w:tcMar>
-            <w:vAlign w:val="center"/>
-          </w:tcPr>
-          <w:p>
-            <w:pPr>
-              <w:keepNext w:val="0"/>
-              <w:keepLines w:val="0"/>
-              <w:widowControl/>
-              <w:suppressLineNumbers w:val="0"/>
-              <w:snapToGrid w:val="0"/>
-              <w:spacing w:line="240" w:lineRule="auto"/>
-              <w:ind w:left="0" w:leftChars="0" w:right="0" w:rightChars="0" w:firstLine="0" w:firstLineChars="0"/>
-              <w:jc w:val="center"/>
-              <w:rPr>
-                <w:rFonts w:hint="default" w:ascii="Segoe UI" w:hAnsi="Segoe UI" w:eastAsia="Segoe UI" w:cs="Segoe UI"/>
-                <w:i w:val="0"/>
-                <w:iCs w:val="0"/>
-                <w:caps w:val="0"/>
-                <w:color w:val="0F1115"/>
-                <w:spacing w:val="0"/>
-                <w:sz w:val="22"/>
-                <w:szCs w:val="22"/>
-              </w:rPr>
-            </w:pPr>
-            <w:r>
-              <w:rPr>
-                <w:rFonts w:hint="default" w:ascii="Segoe UI" w:hAnsi="Segoe UI" w:eastAsia="Segoe UI" w:cs="Segoe UI"/>
-                <w:i w:val="0"/>
-                <w:iCs w:val="0"/>
-                <w:caps w:val="0"/>
-                <w:snapToGrid w:val="0"/>
-                <w:color w:val="000000"/>
-                <w:spacing w:val="0"/>
-                <w:kern w:val="0"/>
-                <w:sz w:val="22"/>
-                <w:szCs w:val="22"/>
-                <w:bdr w:val="none" w:color="auto" w:sz="0" w:space="0"/>
-                <w:lang w:val="en-US" w:eastAsia="zh-CN" w:bidi="ar"/>
-              </w:rPr>
-              <w:t>引航员管理数据</w:t>
-            </w:r>
-          </w:p>
-        </w:tc>
-        <w:tc>
-          <w:tcPr>
-            <w:tcW w:w="3291" w:type="dxa"/>
-            <w:tcBorders>
-              <w:top w:val="single" w:color="auto" w:sz="4" w:space="0"/>
-              <w:left w:val="single" w:color="auto" w:sz="4" w:space="0"/>
-              <w:bottom w:val="nil"/>
-              <w:right w:val="nil"/>
-            </w:tcBorders>
-            <w:shd w:val="clear" w:color="auto" w:fill="auto"/>
-            <w:noWrap w:val="0"/>
-            <w:tcMar>
-              <w:top w:w="150" w:type="dxa"/>
-              <w:left w:w="240" w:type="dxa"/>
-              <w:bottom w:w="150" w:type="dxa"/>
-              <w:right w:w="240" w:type="dxa"/>
-            </w:tcMar>
-            <w:vAlign w:val="center"/>
-          </w:tcPr>
-          <w:p>
-            <w:pPr>
-              <w:keepNext w:val="0"/>
-              <w:keepLines w:val="0"/>
-              <w:widowControl/>
-              <w:suppressLineNumbers w:val="0"/>
-              <w:snapToGrid w:val="0"/>
-              <w:spacing w:line="240" w:lineRule="auto"/>
-              <w:ind w:left="0" w:leftChars="0" w:right="0" w:rightChars="0" w:firstLine="0" w:firstLineChars="0"/>
-              <w:jc w:val="center"/>
-              <w:rPr>
-                <w:rFonts w:hint="default" w:ascii="Segoe UI" w:hAnsi="Segoe UI" w:eastAsia="Segoe UI" w:cs="Segoe UI"/>
-                <w:i w:val="0"/>
-                <w:iCs w:val="0"/>
-                <w:caps w:val="0"/>
-                <w:color w:val="0F1115"/>
-                <w:spacing w:val="0"/>
-                <w:sz w:val="22"/>
-                <w:szCs w:val="22"/>
-              </w:rPr>
-            </w:pPr>
-            <w:r>
-              <w:rPr>
-                <w:rFonts w:hint="default" w:ascii="Segoe UI" w:hAnsi="Segoe UI" w:eastAsia="Segoe UI" w:cs="Segoe UI"/>
-                <w:i w:val="0"/>
-                <w:iCs w:val="0"/>
-                <w:caps w:val="0"/>
-                <w:snapToGrid w:val="0"/>
-                <w:color w:val="000000"/>
-                <w:spacing w:val="0"/>
-                <w:kern w:val="0"/>
-                <w:sz w:val="22"/>
-                <w:szCs w:val="22"/>
-                <w:bdr w:val="none" w:color="auto" w:sz="0" w:space="0"/>
-                <w:lang w:val="en-US" w:eastAsia="zh-CN" w:bidi="ar"/>
-              </w:rPr>
-              <w:t>引航员档案、资质证书、排班记录、考勤统计</w:t>
-            </w:r>
-          </w:p>
-        </w:tc>
-        <w:tc>
-          <w:tcPr>
-            <w:tcW w:w="4117" w:type="dxa"/>
-            <w:tcBorders>
-              <w:top w:val="single" w:color="auto" w:sz="4" w:space="0"/>
-              <w:left w:val="single" w:color="auto" w:sz="4" w:space="0"/>
-              <w:bottom w:val="nil"/>
-              <w:right w:val="single" w:color="auto" w:sz="12" w:space="0"/>
-            </w:tcBorders>
-            <w:shd w:val="clear" w:color="auto" w:fill="auto"/>
-            <w:noWrap w:val="0"/>
-            <w:tcMar>
-              <w:top w:w="150" w:type="dxa"/>
-              <w:left w:w="240" w:type="dxa"/>
-              <w:bottom w:w="150" w:type="dxa"/>
-              <w:right w:w="-1" w:type="dxa"/>
-            </w:tcMar>
-            <w:vAlign w:val="center"/>
-          </w:tcPr>
-          <w:p>
-            <w:pPr>
-              <w:keepNext w:val="0"/>
-              <w:keepLines w:val="0"/>
-              <w:widowControl/>
-              <w:suppressLineNumbers w:val="0"/>
-              <w:snapToGrid w:val="0"/>
-              <w:spacing w:line="240" w:lineRule="auto"/>
-              <w:ind w:left="0" w:leftChars="0" w:right="0" w:rightChars="0" w:firstLine="0" w:firstLineChars="0"/>
-              <w:jc w:val="left"/>
-              <w:rPr>
-                <w:rFonts w:hint="default" w:ascii="Segoe UI" w:hAnsi="Segoe UI" w:eastAsia="Segoe UI" w:cs="Segoe UI"/>
-                <w:i w:val="0"/>
-                <w:iCs w:val="0"/>
-                <w:caps w:val="0"/>
-                <w:color w:val="0F1115"/>
-                <w:spacing w:val="0"/>
-                <w:sz w:val="22"/>
-                <w:szCs w:val="22"/>
-              </w:rPr>
-            </w:pPr>
-            <w:r>
-              <w:rPr>
-                <w:rFonts w:hint="default" w:ascii="Segoe UI" w:hAnsi="Segoe UI" w:eastAsia="Segoe UI" w:cs="Segoe UI"/>
-                <w:i w:val="0"/>
-                <w:iCs w:val="0"/>
-                <w:caps w:val="0"/>
-                <w:snapToGrid w:val="0"/>
-                <w:color w:val="000000"/>
-                <w:spacing w:val="0"/>
-                <w:kern w:val="0"/>
-                <w:sz w:val="22"/>
-                <w:szCs w:val="22"/>
-                <w:bdr w:val="none" w:color="auto" w:sz="0" w:space="0"/>
-                <w:lang w:val="en-US" w:eastAsia="zh-CN" w:bidi="ar"/>
-              </w:rPr>
-              <w:t>数据敏感性高；存在资质过期未更新、证书编号不一致、排班冲突与工时超限等问题</w:t>
-            </w:r>
-          </w:p>
-        </w:tc>
-      </w:tr>
-      <w:tr>
-        <w:tblPrEx>
-          <w:tblBorders>
-            <w:top w:val="none" w:color="auto" w:sz="0" w:space="0"/>
-            <w:left w:val="none" w:color="auto" w:sz="0" w:space="0"/>
-            <w:bottom w:val="none" w:color="auto" w:sz="0" w:space="0"/>
-            <w:right w:val="none" w:color="auto" w:sz="0" w:space="0"/>
-            <w:insideH w:val="none" w:color="auto" w:sz="0" w:space="0"/>
-            <w:insideV w:val="none" w:color="auto" w:sz="0" w:space="0"/>
-          </w:tblBorders>
-          <w:tblCellMar>
-            <w:top w:w="15" w:type="dxa"/>
-            <w:left w:w="15" w:type="dxa"/>
-            <w:bottom w:w="15" w:type="dxa"/>
-            <w:right w:w="15" w:type="dxa"/>
-          </w:tblCellMar>
-        </w:tblPrEx>
-        <w:trPr>
-          <w:trHeight w:val="0" w:hRule="atLeast"/>
-          <w:jc w:val="center"/>
-        </w:trPr>
-        <w:tc>
-          <w:tcPr>
-            <w:tcW w:w="0" w:type="auto"/>
-            <w:tcBorders>
-              <w:top w:val="single" w:color="auto" w:sz="4" w:space="0"/>
-              <w:left w:val="single" w:color="auto" w:sz="12" w:space="0"/>
-              <w:bottom w:val="nil"/>
-              <w:right w:val="nil"/>
-            </w:tcBorders>
-            <w:shd w:val="clear" w:color="auto" w:fill="auto"/>
-            <w:noWrap w:val="0"/>
-            <w:tcMar>
-              <w:top w:w="150" w:type="dxa"/>
-              <w:left w:w="-1" w:type="dxa"/>
-              <w:bottom w:w="150" w:type="dxa"/>
-              <w:right w:w="240" w:type="dxa"/>
-            </w:tcMar>
-            <w:vAlign w:val="center"/>
-          </w:tcPr>
-          <w:p>
-            <w:pPr>
-              <w:keepNext w:val="0"/>
-              <w:keepLines w:val="0"/>
-              <w:widowControl/>
-              <w:suppressLineNumbers w:val="0"/>
-              <w:snapToGrid w:val="0"/>
-              <w:spacing w:line="240" w:lineRule="auto"/>
-              <w:ind w:left="0" w:leftChars="0" w:right="0" w:rightChars="0" w:firstLine="0" w:firstLineChars="0"/>
-              <w:jc w:val="center"/>
-              <w:rPr>
-                <w:rFonts w:hint="default" w:ascii="Segoe UI" w:hAnsi="Segoe UI" w:eastAsia="Segoe UI" w:cs="Segoe UI"/>
-                <w:i w:val="0"/>
-                <w:iCs w:val="0"/>
-                <w:caps w:val="0"/>
-                <w:color w:val="0F1115"/>
-                <w:spacing w:val="0"/>
-                <w:sz w:val="22"/>
-                <w:szCs w:val="22"/>
-              </w:rPr>
-            </w:pPr>
-            <w:r>
-              <w:rPr>
-                <w:rFonts w:hint="default" w:ascii="Segoe UI" w:hAnsi="Segoe UI" w:eastAsia="Segoe UI" w:cs="Segoe UI"/>
-                <w:i w:val="0"/>
-                <w:iCs w:val="0"/>
-                <w:caps w:val="0"/>
-                <w:snapToGrid w:val="0"/>
-                <w:color w:val="000000"/>
-                <w:spacing w:val="0"/>
-                <w:kern w:val="0"/>
-                <w:sz w:val="22"/>
-                <w:szCs w:val="22"/>
-                <w:bdr w:val="none" w:color="auto" w:sz="0" w:space="0"/>
-                <w:lang w:val="en-US" w:eastAsia="zh-CN" w:bidi="ar"/>
-              </w:rPr>
-              <w:t>设备运维数据</w:t>
-            </w:r>
-          </w:p>
-        </w:tc>
-        <w:tc>
-          <w:tcPr>
-            <w:tcW w:w="3291" w:type="dxa"/>
-            <w:tcBorders>
-              <w:top w:val="single" w:color="auto" w:sz="4" w:space="0"/>
-              <w:left w:val="single" w:color="auto" w:sz="4" w:space="0"/>
-              <w:bottom w:val="nil"/>
-              <w:right w:val="nil"/>
-            </w:tcBorders>
-            <w:shd w:val="clear" w:color="auto" w:fill="auto"/>
-            <w:noWrap w:val="0"/>
-            <w:tcMar>
-              <w:top w:w="150" w:type="dxa"/>
-              <w:left w:w="240" w:type="dxa"/>
-              <w:bottom w:w="150" w:type="dxa"/>
-              <w:right w:w="240" w:type="dxa"/>
-            </w:tcMar>
-            <w:vAlign w:val="center"/>
-          </w:tcPr>
-          <w:p>
-            <w:pPr>
-              <w:keepNext w:val="0"/>
-              <w:keepLines w:val="0"/>
-              <w:widowControl/>
-              <w:suppressLineNumbers w:val="0"/>
-              <w:snapToGrid w:val="0"/>
-              <w:spacing w:line="240" w:lineRule="auto"/>
-              <w:ind w:left="0" w:leftChars="0" w:right="0" w:rightChars="0" w:firstLine="0" w:firstLineChars="0"/>
-              <w:jc w:val="center"/>
-              <w:rPr>
-                <w:rFonts w:hint="default" w:ascii="Segoe UI" w:hAnsi="Segoe UI" w:eastAsia="Segoe UI" w:cs="Segoe UI"/>
-                <w:i w:val="0"/>
-                <w:iCs w:val="0"/>
-                <w:caps w:val="0"/>
-                <w:color w:val="0F1115"/>
-                <w:spacing w:val="0"/>
-                <w:sz w:val="22"/>
-                <w:szCs w:val="22"/>
-              </w:rPr>
-            </w:pPr>
-            <w:r>
-              <w:rPr>
-                <w:rFonts w:hint="default" w:ascii="Segoe UI" w:hAnsi="Segoe UI" w:eastAsia="Segoe UI" w:cs="Segoe UI"/>
-                <w:i w:val="0"/>
-                <w:iCs w:val="0"/>
-                <w:caps w:val="0"/>
-                <w:snapToGrid w:val="0"/>
-                <w:color w:val="000000"/>
-                <w:spacing w:val="0"/>
-                <w:kern w:val="0"/>
-                <w:sz w:val="22"/>
-                <w:szCs w:val="22"/>
-                <w:bdr w:val="none" w:color="auto" w:sz="0" w:space="0"/>
-                <w:lang w:val="en-US" w:eastAsia="zh-CN" w:bidi="ar"/>
-              </w:rPr>
-              <w:t>设备台账、维修记录、保养计划、故障报修单、巡检记录</w:t>
-            </w:r>
-          </w:p>
-        </w:tc>
-        <w:tc>
-          <w:tcPr>
-            <w:tcW w:w="4117" w:type="dxa"/>
-            <w:tcBorders>
-              <w:top w:val="single" w:color="auto" w:sz="4" w:space="0"/>
-              <w:left w:val="single" w:color="auto" w:sz="4" w:space="0"/>
-              <w:bottom w:val="nil"/>
-              <w:right w:val="single" w:color="auto" w:sz="12" w:space="0"/>
-            </w:tcBorders>
-            <w:shd w:val="clear" w:color="auto" w:fill="auto"/>
-            <w:noWrap w:val="0"/>
-            <w:tcMar>
-              <w:top w:w="150" w:type="dxa"/>
-              <w:left w:w="240" w:type="dxa"/>
-              <w:bottom w:w="150" w:type="dxa"/>
-              <w:right w:w="-1" w:type="dxa"/>
-            </w:tcMar>
-            <w:vAlign w:val="center"/>
-          </w:tcPr>
-          <w:p>
-            <w:pPr>
-              <w:keepNext w:val="0"/>
-              <w:keepLines w:val="0"/>
-              <w:widowControl/>
-              <w:suppressLineNumbers w:val="0"/>
-              <w:snapToGrid w:val="0"/>
-              <w:spacing w:line="240" w:lineRule="auto"/>
-              <w:ind w:left="0" w:leftChars="0" w:right="0" w:rightChars="0" w:firstLine="0" w:firstLineChars="0"/>
-              <w:jc w:val="left"/>
-              <w:rPr>
-                <w:rFonts w:hint="default" w:ascii="Segoe UI" w:hAnsi="Segoe UI" w:eastAsia="Segoe UI" w:cs="Segoe UI"/>
-                <w:i w:val="0"/>
-                <w:iCs w:val="0"/>
-                <w:caps w:val="0"/>
-                <w:color w:val="0F1115"/>
-                <w:spacing w:val="0"/>
-                <w:sz w:val="22"/>
-                <w:szCs w:val="22"/>
-              </w:rPr>
-            </w:pPr>
-            <w:r>
-              <w:rPr>
-                <w:rFonts w:hint="default" w:ascii="Segoe UI" w:hAnsi="Segoe UI" w:eastAsia="Segoe UI" w:cs="Segoe UI"/>
-                <w:i w:val="0"/>
-                <w:iCs w:val="0"/>
-                <w:caps w:val="0"/>
-                <w:snapToGrid w:val="0"/>
-                <w:color w:val="000000"/>
-                <w:spacing w:val="0"/>
-                <w:kern w:val="0"/>
-                <w:sz w:val="22"/>
-                <w:szCs w:val="22"/>
-                <w:bdr w:val="none" w:color="auto" w:sz="0" w:space="0"/>
-                <w:lang w:val="en-US" w:eastAsia="zh-CN" w:bidi="ar"/>
-              </w:rPr>
-              <w:t>数据格式多样；存在设备编码不统一、维修记录缺失、保养计划逾期未执行、备件信息不完整等风险</w:t>
-            </w:r>
-          </w:p>
-        </w:tc>
-      </w:tr>
-      <w:tr>
-        <w:tblPrEx>
-          <w:tblBorders>
-            <w:top w:val="none" w:color="auto" w:sz="0" w:space="0"/>
-            <w:left w:val="none" w:color="auto" w:sz="0" w:space="0"/>
-            <w:bottom w:val="none" w:color="auto" w:sz="0" w:space="0"/>
-            <w:right w:val="none" w:color="auto" w:sz="0" w:space="0"/>
-            <w:insideH w:val="none" w:color="auto" w:sz="0" w:space="0"/>
-            <w:insideV w:val="none" w:color="auto" w:sz="0" w:space="0"/>
-          </w:tblBorders>
-          <w:tblCellMar>
-            <w:top w:w="15" w:type="dxa"/>
-            <w:left w:w="15" w:type="dxa"/>
-            <w:bottom w:w="15" w:type="dxa"/>
-            <w:right w:w="15" w:type="dxa"/>
-          </w:tblCellMar>
-        </w:tblPrEx>
-        <w:trPr>
-          <w:trHeight w:val="0" w:hRule="atLeast"/>
-          <w:jc w:val="center"/>
-        </w:trPr>
-        <w:tc>
-          <w:tcPr>
-            <w:tcW w:w="0" w:type="auto"/>
-            <w:tcBorders>
-              <w:top w:val="single" w:color="auto" w:sz="4" w:space="0"/>
-              <w:left w:val="single" w:color="auto" w:sz="12" w:space="0"/>
-              <w:bottom w:val="nil"/>
-              <w:right w:val="nil"/>
-            </w:tcBorders>
-            <w:shd w:val="clear" w:color="auto" w:fill="auto"/>
-            <w:noWrap w:val="0"/>
-            <w:tcMar>
-              <w:top w:w="150" w:type="dxa"/>
-              <w:left w:w="-1" w:type="dxa"/>
-              <w:bottom w:w="150" w:type="dxa"/>
-              <w:right w:w="240" w:type="dxa"/>
-            </w:tcMar>
-            <w:vAlign w:val="center"/>
-          </w:tcPr>
-          <w:p>
-            <w:pPr>
-              <w:keepNext w:val="0"/>
-              <w:keepLines w:val="0"/>
-              <w:widowControl/>
-              <w:suppressLineNumbers w:val="0"/>
-              <w:snapToGrid w:val="0"/>
-              <w:spacing w:line="240" w:lineRule="auto"/>
-              <w:ind w:left="0" w:leftChars="0" w:right="0" w:rightChars="0" w:firstLine="0" w:firstLineChars="0"/>
-              <w:jc w:val="center"/>
-              <w:rPr>
-                <w:rFonts w:hint="default" w:ascii="Segoe UI" w:hAnsi="Segoe UI" w:eastAsia="Segoe UI" w:cs="Segoe UI"/>
-                <w:i w:val="0"/>
-                <w:iCs w:val="0"/>
-                <w:caps w:val="0"/>
-                <w:color w:val="0F1115"/>
-                <w:spacing w:val="0"/>
-                <w:sz w:val="22"/>
-                <w:szCs w:val="22"/>
-              </w:rPr>
-            </w:pPr>
-            <w:r>
-              <w:rPr>
-                <w:rFonts w:hint="default" w:ascii="Segoe UI" w:hAnsi="Segoe UI" w:eastAsia="Segoe UI" w:cs="Segoe UI"/>
-                <w:i w:val="0"/>
-                <w:iCs w:val="0"/>
-                <w:caps w:val="0"/>
-                <w:snapToGrid w:val="0"/>
-                <w:color w:val="000000"/>
-                <w:spacing w:val="0"/>
-                <w:kern w:val="0"/>
-                <w:sz w:val="22"/>
-                <w:szCs w:val="22"/>
-                <w:bdr w:val="none" w:color="auto" w:sz="0" w:space="0"/>
-                <w:lang w:val="en-US" w:eastAsia="zh-CN" w:bidi="ar"/>
-              </w:rPr>
-              <w:t>调度与资源数据</w:t>
-            </w:r>
-          </w:p>
-        </w:tc>
-        <w:tc>
-          <w:tcPr>
-            <w:tcW w:w="3291" w:type="dxa"/>
-            <w:tcBorders>
-              <w:top w:val="single" w:color="auto" w:sz="4" w:space="0"/>
-              <w:left w:val="single" w:color="auto" w:sz="4" w:space="0"/>
-              <w:bottom w:val="nil"/>
-              <w:right w:val="nil"/>
-            </w:tcBorders>
-            <w:shd w:val="clear" w:color="auto" w:fill="auto"/>
-            <w:noWrap w:val="0"/>
-            <w:tcMar>
-              <w:top w:w="150" w:type="dxa"/>
-              <w:left w:w="240" w:type="dxa"/>
-              <w:bottom w:w="150" w:type="dxa"/>
-              <w:right w:w="240" w:type="dxa"/>
-            </w:tcMar>
-            <w:vAlign w:val="center"/>
-          </w:tcPr>
-          <w:p>
-            <w:pPr>
-              <w:keepNext w:val="0"/>
-              <w:keepLines w:val="0"/>
-              <w:widowControl/>
-              <w:suppressLineNumbers w:val="0"/>
-              <w:snapToGrid w:val="0"/>
-              <w:spacing w:line="240" w:lineRule="auto"/>
-              <w:ind w:left="0" w:leftChars="0" w:right="0" w:rightChars="0" w:firstLine="0" w:firstLineChars="0"/>
-              <w:jc w:val="center"/>
-              <w:rPr>
-                <w:rFonts w:hint="default" w:ascii="Segoe UI" w:hAnsi="Segoe UI" w:eastAsia="Segoe UI" w:cs="Segoe UI"/>
-                <w:i w:val="0"/>
-                <w:iCs w:val="0"/>
-                <w:caps w:val="0"/>
-                <w:color w:val="0F1115"/>
-                <w:spacing w:val="0"/>
-                <w:sz w:val="22"/>
-                <w:szCs w:val="22"/>
-              </w:rPr>
-            </w:pPr>
-            <w:r>
-              <w:rPr>
-                <w:rFonts w:hint="default" w:ascii="Segoe UI" w:hAnsi="Segoe UI" w:eastAsia="Segoe UI" w:cs="Segoe UI"/>
-                <w:i w:val="0"/>
-                <w:iCs w:val="0"/>
-                <w:caps w:val="0"/>
-                <w:snapToGrid w:val="0"/>
-                <w:color w:val="000000"/>
-                <w:spacing w:val="0"/>
-                <w:kern w:val="0"/>
-                <w:sz w:val="22"/>
-                <w:szCs w:val="22"/>
-                <w:bdr w:val="none" w:color="auto" w:sz="0" w:space="0"/>
-                <w:lang w:val="en-US" w:eastAsia="zh-CN" w:bidi="ar"/>
-              </w:rPr>
-              <w:t>拖轮调度记录、引航资源分配、泊位信息、航道状态</w:t>
-            </w:r>
-          </w:p>
-        </w:tc>
-        <w:tc>
-          <w:tcPr>
-            <w:tcW w:w="4117" w:type="dxa"/>
-            <w:tcBorders>
-              <w:top w:val="single" w:color="auto" w:sz="4" w:space="0"/>
-              <w:left w:val="single" w:color="auto" w:sz="4" w:space="0"/>
-              <w:bottom w:val="nil"/>
-              <w:right w:val="single" w:color="auto" w:sz="12" w:space="0"/>
-            </w:tcBorders>
-            <w:shd w:val="clear" w:color="auto" w:fill="auto"/>
-            <w:noWrap w:val="0"/>
-            <w:tcMar>
-              <w:top w:w="150" w:type="dxa"/>
-              <w:left w:w="240" w:type="dxa"/>
-              <w:bottom w:w="150" w:type="dxa"/>
-              <w:right w:w="-1" w:type="dxa"/>
-            </w:tcMar>
-            <w:vAlign w:val="center"/>
-          </w:tcPr>
-          <w:p>
-            <w:pPr>
-              <w:keepNext w:val="0"/>
-              <w:keepLines w:val="0"/>
-              <w:widowControl/>
-              <w:suppressLineNumbers w:val="0"/>
-              <w:snapToGrid w:val="0"/>
-              <w:spacing w:line="240" w:lineRule="auto"/>
-              <w:ind w:left="0" w:leftChars="0" w:right="0" w:rightChars="0" w:firstLine="0" w:firstLineChars="0"/>
-              <w:jc w:val="left"/>
-              <w:rPr>
-                <w:rFonts w:hint="default" w:ascii="Segoe UI" w:hAnsi="Segoe UI" w:eastAsia="Segoe UI" w:cs="Segoe UI"/>
-                <w:i w:val="0"/>
-                <w:iCs w:val="0"/>
-                <w:caps w:val="0"/>
-                <w:color w:val="0F1115"/>
-                <w:spacing w:val="0"/>
-                <w:sz w:val="22"/>
-                <w:szCs w:val="22"/>
-              </w:rPr>
-            </w:pPr>
-            <w:r>
-              <w:rPr>
-                <w:rFonts w:hint="default" w:ascii="Segoe UI" w:hAnsi="Segoe UI" w:eastAsia="Segoe UI" w:cs="Segoe UI"/>
-                <w:i w:val="0"/>
-                <w:iCs w:val="0"/>
-                <w:caps w:val="0"/>
-                <w:snapToGrid w:val="0"/>
-                <w:color w:val="000000"/>
-                <w:spacing w:val="0"/>
-                <w:kern w:val="0"/>
-                <w:sz w:val="22"/>
-                <w:szCs w:val="22"/>
-                <w:bdr w:val="none" w:color="auto" w:sz="0" w:space="0"/>
-                <w:lang w:val="en-US" w:eastAsia="zh-CN" w:bidi="ar"/>
-              </w:rPr>
-              <w:t>存在资源冲突、调度指令与执行不一致、泊位编码不统一等问题</w:t>
             </w:r>
           </w:p>
         </w:tc>
@@ -4537,10 +3941,9 @@
                 <w:kern w:val="0"/>
                 <w:sz w:val="22"/>
                 <w:szCs w:val="22"/>
-                <w:bdr w:val="none" w:color="auto" w:sz="0" w:space="0"/>
                 <w:lang w:val="en-US" w:eastAsia="zh-CN" w:bidi="ar"/>
               </w:rPr>
-              <w:t>费用与结算数据</w:t>
+              <w:t>引航员管理数据</w:t>
             </w:r>
           </w:p>
         </w:tc>
@@ -4596,10 +3999,9 @@
                 <w:kern w:val="0"/>
                 <w:sz w:val="22"/>
                 <w:szCs w:val="22"/>
-                <w:bdr w:val="none" w:color="auto" w:sz="0" w:space="0"/>
                 <w:lang w:val="en-US" w:eastAsia="zh-CN" w:bidi="ar"/>
               </w:rPr>
-              <w:t>引航费收记录、结算凭证、应收账款、收费明细</w:t>
+              <w:t>引航员档案、资质证书、排班记录、考勤统计</w:t>
             </w:r>
           </w:p>
         </w:tc>
@@ -4655,10 +4057,9 @@
                 <w:kern w:val="0"/>
                 <w:sz w:val="22"/>
                 <w:szCs w:val="22"/>
-                <w:bdr w:val="none" w:color="auto" w:sz="0" w:space="0"/>
                 <w:lang w:val="en-US" w:eastAsia="zh-CN" w:bidi="ar"/>
               </w:rPr>
-              <w:t>数据准确性要求极高；存在费率引用错误、计费吨位不一致、结算凭证日期混乱等风险</w:t>
+              <w:t>数据敏感性高；存在资质过期未更新、证书编号不一致、排班冲突与工时超限等问题</w:t>
             </w:r>
           </w:p>
         </w:tc>
@@ -4686,6 +4087,597 @@
         </w:trPr>
         <w:tc>
           <w:tcPr>
+            <w:tcW w:w="0" w:type="auto"/>
+            <w:tcBorders>
+              <w:top w:val="single" w:color="auto" w:sz="4" w:space="0"/>
+              <w:left w:val="single" w:color="auto" w:sz="12" w:space="0"/>
+              <w:bottom w:val="nil"/>
+              <w:right w:val="nil"/>
+            </w:tcBorders>
+            <w:shd w:val="clear" w:color="auto" w:fill="auto"/>
+            <w:noWrap w:val="0"/>
+            <w:tcMar>
+              <w:top w:w="150" w:type="dxa"/>
+              <w:left w:w="-1" w:type="dxa"/>
+              <w:bottom w:w="150" w:type="dxa"/>
+              <w:right w:w="240" w:type="dxa"/>
+            </w:tcMar>
+            <w:vAlign w:val="center"/>
+          </w:tcPr>
+          <w:p>
+            <w:pPr>
+              <w:keepNext w:val="0"/>
+              <w:keepLines w:val="0"/>
+              <w:widowControl/>
+              <w:suppressLineNumbers w:val="0"/>
+              <w:snapToGrid w:val="0"/>
+              <w:spacing w:line="240" w:lineRule="auto"/>
+              <w:ind w:left="0" w:leftChars="0" w:right="0" w:rightChars="0" w:firstLine="0" w:firstLineChars="0"/>
+              <w:jc w:val="center"/>
+              <w:rPr>
+                <w:rFonts w:hint="default" w:ascii="Segoe UI" w:hAnsi="Segoe UI" w:eastAsia="Segoe UI" w:cs="Segoe UI"/>
+                <w:i w:val="0"/>
+                <w:iCs w:val="0"/>
+                <w:caps w:val="0"/>
+                <w:color w:val="0F1115"/>
+                <w:spacing w:val="0"/>
+                <w:sz w:val="22"/>
+                <w:szCs w:val="22"/>
+              </w:rPr>
+            </w:pPr>
+            <w:r>
+              <w:rPr>
+                <w:rFonts w:hint="default" w:ascii="Segoe UI" w:hAnsi="Segoe UI" w:eastAsia="Segoe UI" w:cs="Segoe UI"/>
+                <w:i w:val="0"/>
+                <w:iCs w:val="0"/>
+                <w:caps w:val="0"/>
+                <w:snapToGrid w:val="0"/>
+                <w:color w:val="000000"/>
+                <w:spacing w:val="0"/>
+                <w:kern w:val="0"/>
+                <w:sz w:val="22"/>
+                <w:szCs w:val="22"/>
+                <w:lang w:val="en-US" w:eastAsia="zh-CN" w:bidi="ar"/>
+              </w:rPr>
+              <w:t>设备运维数据</w:t>
+            </w:r>
+          </w:p>
+        </w:tc>
+        <w:tc>
+          <w:tcPr>
+            <w:tcW w:w="3291" w:type="dxa"/>
+            <w:tcBorders>
+              <w:top w:val="single" w:color="auto" w:sz="4" w:space="0"/>
+              <w:left w:val="single" w:color="auto" w:sz="4" w:space="0"/>
+              <w:bottom w:val="nil"/>
+              <w:right w:val="nil"/>
+            </w:tcBorders>
+            <w:shd w:val="clear" w:color="auto" w:fill="auto"/>
+            <w:noWrap w:val="0"/>
+            <w:tcMar>
+              <w:top w:w="150" w:type="dxa"/>
+              <w:left w:w="240" w:type="dxa"/>
+              <w:bottom w:w="150" w:type="dxa"/>
+              <w:right w:w="240" w:type="dxa"/>
+            </w:tcMar>
+            <w:vAlign w:val="center"/>
+          </w:tcPr>
+          <w:p>
+            <w:pPr>
+              <w:keepNext w:val="0"/>
+              <w:keepLines w:val="0"/>
+              <w:widowControl/>
+              <w:suppressLineNumbers w:val="0"/>
+              <w:snapToGrid w:val="0"/>
+              <w:spacing w:line="240" w:lineRule="auto"/>
+              <w:ind w:left="0" w:leftChars="0" w:right="0" w:rightChars="0" w:firstLine="0" w:firstLineChars="0"/>
+              <w:jc w:val="center"/>
+              <w:rPr>
+                <w:rFonts w:hint="default" w:ascii="Segoe UI" w:hAnsi="Segoe UI" w:eastAsia="Segoe UI" w:cs="Segoe UI"/>
+                <w:i w:val="0"/>
+                <w:iCs w:val="0"/>
+                <w:caps w:val="0"/>
+                <w:color w:val="0F1115"/>
+                <w:spacing w:val="0"/>
+                <w:sz w:val="22"/>
+                <w:szCs w:val="22"/>
+              </w:rPr>
+            </w:pPr>
+            <w:r>
+              <w:rPr>
+                <w:rFonts w:hint="default" w:ascii="Segoe UI" w:hAnsi="Segoe UI" w:eastAsia="Segoe UI" w:cs="Segoe UI"/>
+                <w:i w:val="0"/>
+                <w:iCs w:val="0"/>
+                <w:caps w:val="0"/>
+                <w:snapToGrid w:val="0"/>
+                <w:color w:val="000000"/>
+                <w:spacing w:val="0"/>
+                <w:kern w:val="0"/>
+                <w:sz w:val="22"/>
+                <w:szCs w:val="22"/>
+                <w:lang w:val="en-US" w:eastAsia="zh-CN" w:bidi="ar"/>
+              </w:rPr>
+              <w:t>设备台账、维修记录、保养计划、故障报修单、巡检记录</w:t>
+            </w:r>
+          </w:p>
+        </w:tc>
+        <w:tc>
+          <w:tcPr>
+            <w:tcW w:w="4117" w:type="dxa"/>
+            <w:tcBorders>
+              <w:top w:val="single" w:color="auto" w:sz="4" w:space="0"/>
+              <w:left w:val="single" w:color="auto" w:sz="4" w:space="0"/>
+              <w:bottom w:val="nil"/>
+              <w:right w:val="single" w:color="auto" w:sz="12" w:space="0"/>
+            </w:tcBorders>
+            <w:shd w:val="clear" w:color="auto" w:fill="auto"/>
+            <w:noWrap w:val="0"/>
+            <w:tcMar>
+              <w:top w:w="150" w:type="dxa"/>
+              <w:left w:w="240" w:type="dxa"/>
+              <w:bottom w:w="150" w:type="dxa"/>
+              <w:right w:w="-1" w:type="dxa"/>
+            </w:tcMar>
+            <w:vAlign w:val="center"/>
+          </w:tcPr>
+          <w:p>
+            <w:pPr>
+              <w:keepNext w:val="0"/>
+              <w:keepLines w:val="0"/>
+              <w:widowControl/>
+              <w:suppressLineNumbers w:val="0"/>
+              <w:snapToGrid w:val="0"/>
+              <w:spacing w:line="240" w:lineRule="auto"/>
+              <w:ind w:left="0" w:leftChars="0" w:right="0" w:rightChars="0" w:firstLine="0" w:firstLineChars="0"/>
+              <w:jc w:val="left"/>
+              <w:rPr>
+                <w:rFonts w:hint="default" w:ascii="Segoe UI" w:hAnsi="Segoe UI" w:eastAsia="Segoe UI" w:cs="Segoe UI"/>
+                <w:i w:val="0"/>
+                <w:iCs w:val="0"/>
+                <w:caps w:val="0"/>
+                <w:color w:val="0F1115"/>
+                <w:spacing w:val="0"/>
+                <w:sz w:val="22"/>
+                <w:szCs w:val="22"/>
+              </w:rPr>
+            </w:pPr>
+            <w:r>
+              <w:rPr>
+                <w:rFonts w:hint="default" w:ascii="Segoe UI" w:hAnsi="Segoe UI" w:eastAsia="Segoe UI" w:cs="Segoe UI"/>
+                <w:i w:val="0"/>
+                <w:iCs w:val="0"/>
+                <w:caps w:val="0"/>
+                <w:snapToGrid w:val="0"/>
+                <w:color w:val="000000"/>
+                <w:spacing w:val="0"/>
+                <w:kern w:val="0"/>
+                <w:sz w:val="22"/>
+                <w:szCs w:val="22"/>
+                <w:lang w:val="en-US" w:eastAsia="zh-CN" w:bidi="ar"/>
+              </w:rPr>
+              <w:t>数据格式多样；存在设备编码不统一、维修记录缺失、保养计划逾期未执行、备件信息不完整等风险</w:t>
+            </w:r>
+          </w:p>
+        </w:tc>
+      </w:tr>
+      <w:tr>
+        <w:tblPrEx>
+          <w:tblBorders>
+            <w:top w:val="none" w:color="auto" w:sz="0" w:space="0"/>
+            <w:left w:val="none" w:color="auto" w:sz="0" w:space="0"/>
+            <w:bottom w:val="none" w:color="auto" w:sz="0" w:space="0"/>
+            <w:right w:val="none" w:color="auto" w:sz="0" w:space="0"/>
+            <w:insideH w:val="none" w:color="auto" w:sz="0" w:space="0"/>
+            <w:insideV w:val="none" w:color="auto" w:sz="0" w:space="0"/>
+          </w:tblBorders>
+          <w:shd w:val="clear" w:color="auto" w:fill="auto"/>
+          <w:tblCellMar>
+            <w:top w:w="15" w:type="dxa"/>
+            <w:left w:w="15" w:type="dxa"/>
+            <w:bottom w:w="15" w:type="dxa"/>
+            <w:right w:w="15" w:type="dxa"/>
+          </w:tblCellMar>
+        </w:tblPrEx>
+        <w:trPr>
+          <w:trHeight w:val="0" w:hRule="atLeast"/>
+          <w:jc w:val="center"/>
+        </w:trPr>
+        <w:tc>
+          <w:tcPr>
+            <w:tcW w:w="0" w:type="auto"/>
+            <w:tcBorders>
+              <w:top w:val="single" w:color="auto" w:sz="4" w:space="0"/>
+              <w:left w:val="single" w:color="auto" w:sz="12" w:space="0"/>
+              <w:bottom w:val="nil"/>
+              <w:right w:val="nil"/>
+            </w:tcBorders>
+            <w:shd w:val="clear" w:color="auto" w:fill="auto"/>
+            <w:noWrap w:val="0"/>
+            <w:tcMar>
+              <w:top w:w="150" w:type="dxa"/>
+              <w:left w:w="-1" w:type="dxa"/>
+              <w:bottom w:w="150" w:type="dxa"/>
+              <w:right w:w="240" w:type="dxa"/>
+            </w:tcMar>
+            <w:vAlign w:val="center"/>
+          </w:tcPr>
+          <w:p>
+            <w:pPr>
+              <w:keepNext w:val="0"/>
+              <w:keepLines w:val="0"/>
+              <w:widowControl/>
+              <w:suppressLineNumbers w:val="0"/>
+              <w:snapToGrid w:val="0"/>
+              <w:spacing w:line="240" w:lineRule="auto"/>
+              <w:ind w:left="0" w:leftChars="0" w:right="0" w:rightChars="0" w:firstLine="0" w:firstLineChars="0"/>
+              <w:jc w:val="center"/>
+              <w:rPr>
+                <w:rFonts w:hint="default" w:ascii="Segoe UI" w:hAnsi="Segoe UI" w:eastAsia="Segoe UI" w:cs="Segoe UI"/>
+                <w:i w:val="0"/>
+                <w:iCs w:val="0"/>
+                <w:caps w:val="0"/>
+                <w:color w:val="0F1115"/>
+                <w:spacing w:val="0"/>
+                <w:sz w:val="22"/>
+                <w:szCs w:val="22"/>
+              </w:rPr>
+            </w:pPr>
+            <w:r>
+              <w:rPr>
+                <w:rFonts w:hint="default" w:ascii="Segoe UI" w:hAnsi="Segoe UI" w:eastAsia="Segoe UI" w:cs="Segoe UI"/>
+                <w:i w:val="0"/>
+                <w:iCs w:val="0"/>
+                <w:caps w:val="0"/>
+                <w:snapToGrid w:val="0"/>
+                <w:color w:val="000000"/>
+                <w:spacing w:val="0"/>
+                <w:kern w:val="0"/>
+                <w:sz w:val="22"/>
+                <w:szCs w:val="22"/>
+                <w:lang w:val="en-US" w:eastAsia="zh-CN" w:bidi="ar"/>
+              </w:rPr>
+              <w:t>调度与资源数据</w:t>
+            </w:r>
+          </w:p>
+        </w:tc>
+        <w:tc>
+          <w:tcPr>
+            <w:tcW w:w="3291" w:type="dxa"/>
+            <w:tcBorders>
+              <w:top w:val="single" w:color="auto" w:sz="4" w:space="0"/>
+              <w:left w:val="single" w:color="auto" w:sz="4" w:space="0"/>
+              <w:bottom w:val="nil"/>
+              <w:right w:val="nil"/>
+            </w:tcBorders>
+            <w:shd w:val="clear" w:color="auto" w:fill="auto"/>
+            <w:noWrap w:val="0"/>
+            <w:tcMar>
+              <w:top w:w="150" w:type="dxa"/>
+              <w:left w:w="240" w:type="dxa"/>
+              <w:bottom w:w="150" w:type="dxa"/>
+              <w:right w:w="240" w:type="dxa"/>
+            </w:tcMar>
+            <w:vAlign w:val="center"/>
+          </w:tcPr>
+          <w:p>
+            <w:pPr>
+              <w:keepNext w:val="0"/>
+              <w:keepLines w:val="0"/>
+              <w:widowControl/>
+              <w:suppressLineNumbers w:val="0"/>
+              <w:snapToGrid w:val="0"/>
+              <w:spacing w:line="240" w:lineRule="auto"/>
+              <w:ind w:left="0" w:leftChars="0" w:right="0" w:rightChars="0" w:firstLine="0" w:firstLineChars="0"/>
+              <w:jc w:val="center"/>
+              <w:rPr>
+                <w:rFonts w:hint="default" w:ascii="Segoe UI" w:hAnsi="Segoe UI" w:eastAsia="Segoe UI" w:cs="Segoe UI"/>
+                <w:i w:val="0"/>
+                <w:iCs w:val="0"/>
+                <w:caps w:val="0"/>
+                <w:color w:val="0F1115"/>
+                <w:spacing w:val="0"/>
+                <w:sz w:val="22"/>
+                <w:szCs w:val="22"/>
+              </w:rPr>
+            </w:pPr>
+            <w:r>
+              <w:rPr>
+                <w:rFonts w:hint="default" w:ascii="Segoe UI" w:hAnsi="Segoe UI" w:eastAsia="Segoe UI" w:cs="Segoe UI"/>
+                <w:i w:val="0"/>
+                <w:iCs w:val="0"/>
+                <w:caps w:val="0"/>
+                <w:snapToGrid w:val="0"/>
+                <w:color w:val="000000"/>
+                <w:spacing w:val="0"/>
+                <w:kern w:val="0"/>
+                <w:sz w:val="22"/>
+                <w:szCs w:val="22"/>
+                <w:lang w:val="en-US" w:eastAsia="zh-CN" w:bidi="ar"/>
+              </w:rPr>
+              <w:t>拖轮调度记录、引航资源分配、泊位信息、航道状态</w:t>
+            </w:r>
+          </w:p>
+        </w:tc>
+        <w:tc>
+          <w:tcPr>
+            <w:tcW w:w="4117" w:type="dxa"/>
+            <w:tcBorders>
+              <w:top w:val="single" w:color="auto" w:sz="4" w:space="0"/>
+              <w:left w:val="single" w:color="auto" w:sz="4" w:space="0"/>
+              <w:bottom w:val="nil"/>
+              <w:right w:val="single" w:color="auto" w:sz="12" w:space="0"/>
+            </w:tcBorders>
+            <w:shd w:val="clear" w:color="auto" w:fill="auto"/>
+            <w:noWrap w:val="0"/>
+            <w:tcMar>
+              <w:top w:w="150" w:type="dxa"/>
+              <w:left w:w="240" w:type="dxa"/>
+              <w:bottom w:w="150" w:type="dxa"/>
+              <w:right w:w="-1" w:type="dxa"/>
+            </w:tcMar>
+            <w:vAlign w:val="center"/>
+          </w:tcPr>
+          <w:p>
+            <w:pPr>
+              <w:keepNext w:val="0"/>
+              <w:keepLines w:val="0"/>
+              <w:widowControl/>
+              <w:suppressLineNumbers w:val="0"/>
+              <w:snapToGrid w:val="0"/>
+              <w:spacing w:line="240" w:lineRule="auto"/>
+              <w:ind w:left="0" w:leftChars="0" w:right="0" w:rightChars="0" w:firstLine="0" w:firstLineChars="0"/>
+              <w:jc w:val="left"/>
+              <w:rPr>
+                <w:rFonts w:hint="default" w:ascii="Segoe UI" w:hAnsi="Segoe UI" w:eastAsia="Segoe UI" w:cs="Segoe UI"/>
+                <w:i w:val="0"/>
+                <w:iCs w:val="0"/>
+                <w:caps w:val="0"/>
+                <w:color w:val="0F1115"/>
+                <w:spacing w:val="0"/>
+                <w:sz w:val="22"/>
+                <w:szCs w:val="22"/>
+              </w:rPr>
+            </w:pPr>
+            <w:r>
+              <w:rPr>
+                <w:rFonts w:hint="default" w:ascii="Segoe UI" w:hAnsi="Segoe UI" w:eastAsia="Segoe UI" w:cs="Segoe UI"/>
+                <w:i w:val="0"/>
+                <w:iCs w:val="0"/>
+                <w:caps w:val="0"/>
+                <w:snapToGrid w:val="0"/>
+                <w:color w:val="000000"/>
+                <w:spacing w:val="0"/>
+                <w:kern w:val="0"/>
+                <w:sz w:val="22"/>
+                <w:szCs w:val="22"/>
+                <w:lang w:val="en-US" w:eastAsia="zh-CN" w:bidi="ar"/>
+              </w:rPr>
+              <w:t>存在资源冲突、调度指令与执行不一致、泊位编码不统一等问题</w:t>
+            </w:r>
+          </w:p>
+        </w:tc>
+      </w:tr>
+      <w:tr>
+        <w:tblPrEx>
+          <w:tblBorders>
+            <w:top w:val="none" w:color="auto" w:sz="0" w:space="0"/>
+            <w:left w:val="none" w:color="auto" w:sz="0" w:space="0"/>
+            <w:bottom w:val="none" w:color="auto" w:sz="0" w:space="0"/>
+            <w:right w:val="none" w:color="auto" w:sz="0" w:space="0"/>
+            <w:insideH w:val="none" w:color="auto" w:sz="0" w:space="0"/>
+            <w:insideV w:val="none" w:color="auto" w:sz="0" w:space="0"/>
+          </w:tblBorders>
+          <w:shd w:val="clear" w:color="auto" w:fill="auto"/>
+          <w:tblCellMar>
+            <w:top w:w="15" w:type="dxa"/>
+            <w:left w:w="15" w:type="dxa"/>
+            <w:bottom w:w="15" w:type="dxa"/>
+            <w:right w:w="15" w:type="dxa"/>
+          </w:tblCellMar>
+        </w:tblPrEx>
+        <w:trPr>
+          <w:trHeight w:val="0" w:hRule="atLeast"/>
+          <w:jc w:val="center"/>
+        </w:trPr>
+        <w:tc>
+          <w:tcPr>
+            <w:tcW w:w="0" w:type="auto"/>
+            <w:tcBorders>
+              <w:top w:val="single" w:color="auto" w:sz="4" w:space="0"/>
+              <w:left w:val="single" w:color="auto" w:sz="12" w:space="0"/>
+              <w:bottom w:val="nil"/>
+              <w:right w:val="nil"/>
+            </w:tcBorders>
+            <w:shd w:val="clear" w:color="auto" w:fill="auto"/>
+            <w:noWrap w:val="0"/>
+            <w:tcMar>
+              <w:top w:w="150" w:type="dxa"/>
+              <w:left w:w="-1" w:type="dxa"/>
+              <w:bottom w:w="150" w:type="dxa"/>
+              <w:right w:w="240" w:type="dxa"/>
+            </w:tcMar>
+            <w:vAlign w:val="center"/>
+          </w:tcPr>
+          <w:p>
+            <w:pPr>
+              <w:keepNext w:val="0"/>
+              <w:keepLines w:val="0"/>
+              <w:widowControl/>
+              <w:suppressLineNumbers w:val="0"/>
+              <w:snapToGrid w:val="0"/>
+              <w:spacing w:line="240" w:lineRule="auto"/>
+              <w:ind w:left="0" w:leftChars="0" w:right="0" w:rightChars="0" w:firstLine="0" w:firstLineChars="0"/>
+              <w:jc w:val="center"/>
+              <w:rPr>
+                <w:rFonts w:hint="default" w:ascii="Segoe UI" w:hAnsi="Segoe UI" w:eastAsia="Segoe UI" w:cs="Segoe UI"/>
+                <w:i w:val="0"/>
+                <w:iCs w:val="0"/>
+                <w:caps w:val="0"/>
+                <w:color w:val="0F1115"/>
+                <w:spacing w:val="0"/>
+                <w:sz w:val="22"/>
+                <w:szCs w:val="22"/>
+              </w:rPr>
+            </w:pPr>
+            <w:r>
+              <w:rPr>
+                <w:rFonts w:hint="default" w:ascii="Segoe UI" w:hAnsi="Segoe UI" w:eastAsia="Segoe UI" w:cs="Segoe UI"/>
+                <w:i w:val="0"/>
+                <w:iCs w:val="0"/>
+                <w:caps w:val="0"/>
+                <w:snapToGrid w:val="0"/>
+                <w:color w:val="000000"/>
+                <w:spacing w:val="0"/>
+                <w:kern w:val="0"/>
+                <w:sz w:val="22"/>
+                <w:szCs w:val="22"/>
+                <w:lang w:val="en-US" w:eastAsia="zh-CN" w:bidi="ar"/>
+              </w:rPr>
+              <w:t>费用与结算数据</w:t>
+            </w:r>
+          </w:p>
+        </w:tc>
+        <w:tc>
+          <w:tcPr>
+            <w:tcW w:w="3291" w:type="dxa"/>
+            <w:tcBorders>
+              <w:top w:val="single" w:color="auto" w:sz="4" w:space="0"/>
+              <w:left w:val="single" w:color="auto" w:sz="4" w:space="0"/>
+              <w:bottom w:val="nil"/>
+              <w:right w:val="nil"/>
+            </w:tcBorders>
+            <w:shd w:val="clear" w:color="auto" w:fill="auto"/>
+            <w:noWrap w:val="0"/>
+            <w:tcMar>
+              <w:top w:w="150" w:type="dxa"/>
+              <w:left w:w="240" w:type="dxa"/>
+              <w:bottom w:w="150" w:type="dxa"/>
+              <w:right w:w="240" w:type="dxa"/>
+            </w:tcMar>
+            <w:vAlign w:val="center"/>
+          </w:tcPr>
+          <w:p>
+            <w:pPr>
+              <w:keepNext w:val="0"/>
+              <w:keepLines w:val="0"/>
+              <w:widowControl/>
+              <w:suppressLineNumbers w:val="0"/>
+              <w:snapToGrid w:val="0"/>
+              <w:spacing w:line="240" w:lineRule="auto"/>
+              <w:ind w:left="0" w:leftChars="0" w:right="0" w:rightChars="0" w:firstLine="0" w:firstLineChars="0"/>
+              <w:jc w:val="center"/>
+              <w:rPr>
+                <w:rFonts w:hint="default" w:ascii="Segoe UI" w:hAnsi="Segoe UI" w:eastAsia="Segoe UI" w:cs="Segoe UI"/>
+                <w:i w:val="0"/>
+                <w:iCs w:val="0"/>
+                <w:caps w:val="0"/>
+                <w:color w:val="0F1115"/>
+                <w:spacing w:val="0"/>
+                <w:sz w:val="22"/>
+                <w:szCs w:val="22"/>
+              </w:rPr>
+            </w:pPr>
+            <w:r>
+              <w:rPr>
+                <w:rFonts w:hint="default" w:ascii="Segoe UI" w:hAnsi="Segoe UI" w:eastAsia="Segoe UI" w:cs="Segoe UI"/>
+                <w:i w:val="0"/>
+                <w:iCs w:val="0"/>
+                <w:caps w:val="0"/>
+                <w:snapToGrid w:val="0"/>
+                <w:color w:val="000000"/>
+                <w:spacing w:val="0"/>
+                <w:kern w:val="0"/>
+                <w:sz w:val="22"/>
+                <w:szCs w:val="22"/>
+                <w:lang w:val="en-US" w:eastAsia="zh-CN" w:bidi="ar"/>
+              </w:rPr>
+              <w:t>引航费收记录、结算凭证、应收账款、收费明细</w:t>
+            </w:r>
+          </w:p>
+        </w:tc>
+        <w:tc>
+          <w:tcPr>
+            <w:tcW w:w="4117" w:type="dxa"/>
+            <w:tcBorders>
+              <w:top w:val="single" w:color="auto" w:sz="4" w:space="0"/>
+              <w:left w:val="single" w:color="auto" w:sz="4" w:space="0"/>
+              <w:bottom w:val="nil"/>
+              <w:right w:val="single" w:color="auto" w:sz="12" w:space="0"/>
+            </w:tcBorders>
+            <w:shd w:val="clear" w:color="auto" w:fill="auto"/>
+            <w:noWrap w:val="0"/>
+            <w:tcMar>
+              <w:top w:w="150" w:type="dxa"/>
+              <w:left w:w="240" w:type="dxa"/>
+              <w:bottom w:w="150" w:type="dxa"/>
+              <w:right w:w="-1" w:type="dxa"/>
+            </w:tcMar>
+            <w:vAlign w:val="center"/>
+          </w:tcPr>
+          <w:p>
+            <w:pPr>
+              <w:keepNext w:val="0"/>
+              <w:keepLines w:val="0"/>
+              <w:widowControl/>
+              <w:suppressLineNumbers w:val="0"/>
+              <w:snapToGrid w:val="0"/>
+              <w:spacing w:line="240" w:lineRule="auto"/>
+              <w:ind w:left="0" w:leftChars="0" w:right="0" w:rightChars="0" w:firstLine="0" w:firstLineChars="0"/>
+              <w:jc w:val="left"/>
+              <w:rPr>
+                <w:rFonts w:hint="default" w:ascii="Segoe UI" w:hAnsi="Segoe UI" w:eastAsia="Segoe UI" w:cs="Segoe UI"/>
+                <w:i w:val="0"/>
+                <w:iCs w:val="0"/>
+                <w:caps w:val="0"/>
+                <w:color w:val="0F1115"/>
+                <w:spacing w:val="0"/>
+                <w:sz w:val="22"/>
+                <w:szCs w:val="22"/>
+              </w:rPr>
+            </w:pPr>
+            <w:r>
+              <w:rPr>
+                <w:rFonts w:hint="default" w:ascii="Segoe UI" w:hAnsi="Segoe UI" w:eastAsia="Segoe UI" w:cs="Segoe UI"/>
+                <w:i w:val="0"/>
+                <w:iCs w:val="0"/>
+                <w:caps w:val="0"/>
+                <w:snapToGrid w:val="0"/>
+                <w:color w:val="000000"/>
+                <w:spacing w:val="0"/>
+                <w:kern w:val="0"/>
+                <w:sz w:val="22"/>
+                <w:szCs w:val="22"/>
+                <w:lang w:val="en-US" w:eastAsia="zh-CN" w:bidi="ar"/>
+              </w:rPr>
+              <w:t>数据准确性要求极高；存在费率引用错误、计费吨位不一致、结算凭证日期混乱等风险</w:t>
+            </w:r>
+          </w:p>
+        </w:tc>
+      </w:tr>
+      <w:tr>
+        <w:tblPrEx>
+          <w:tblBorders>
+            <w:top w:val="none" w:color="auto" w:sz="0" w:space="0"/>
+            <w:left w:val="none" w:color="auto" w:sz="0" w:space="0"/>
+            <w:bottom w:val="none" w:color="auto" w:sz="0" w:space="0"/>
+            <w:right w:val="none" w:color="auto" w:sz="0" w:space="0"/>
+            <w:insideH w:val="none" w:color="auto" w:sz="0" w:space="0"/>
+            <w:insideV w:val="none" w:color="auto" w:sz="0" w:space="0"/>
+          </w:tblBorders>
+          <w:shd w:val="clear" w:color="auto" w:fill="auto"/>
+          <w:tblCellMar>
+            <w:top w:w="15" w:type="dxa"/>
+            <w:left w:w="15" w:type="dxa"/>
+            <w:bottom w:w="15" w:type="dxa"/>
+            <w:right w:w="15" w:type="dxa"/>
+          </w:tblCellMar>
+        </w:tblPrEx>
+        <w:trPr>
+          <w:trHeight w:val="0" w:hRule="atLeast"/>
+          <w:jc w:val="center"/>
+        </w:trPr>
+        <w:tc>
+          <w:tcPr>
             <w:tcW w:w="1114" w:type="dxa"/>
             <w:tcBorders>
               <w:top w:val="single" w:color="auto" w:sz="4" w:space="0"/>
@@ -4736,7 +4728,6 @@
                 <w:kern w:val="0"/>
                 <w:sz w:val="22"/>
                 <w:szCs w:val="22"/>
-                <w:bdr w:val="none" w:color="auto" w:sz="0" w:space="0"/>
                 <w:lang w:val="en-US" w:eastAsia="zh-CN" w:bidi="ar"/>
               </w:rPr>
               <w:t>系统日志与监控数据</w:t>
@@ -4795,7 +4786,6 @@
                 <w:kern w:val="0"/>
                 <w:sz w:val="22"/>
                 <w:szCs w:val="22"/>
-                <w:bdr w:val="none" w:color="auto" w:sz="0" w:space="0"/>
                 <w:lang w:val="en-US" w:eastAsia="zh-CN" w:bidi="ar"/>
               </w:rPr>
               <w:t>应用日志、数据库日志、用户操作日志、接口调用日志、性能监控数据</w:t>
@@ -4854,7 +4844,6 @@
                 <w:kern w:val="0"/>
                 <w:sz w:val="22"/>
                 <w:szCs w:val="22"/>
-                <w:bdr w:val="none" w:color="auto" w:sz="0" w:space="0"/>
                 <w:lang w:val="en-US" w:eastAsia="zh-CN" w:bidi="ar"/>
               </w:rPr>
               <w:t>数据体量大；存在时间戳不准、关键告警被淹没、日志格式不统一、接口调用失败未记录等问题</w:t>
@@ -6249,8 +6238,6 @@
         </w:rPr>
         <w:t>该方案需提交甲方项目评审会，由业务方（引航调度科、设备管理科、计费科等）与技术方共同评审确认后，作为项目执行的基准文件。</w:t>
       </w:r>
-      <w:bookmarkStart w:id="20" w:name="_GoBack"/>
-      <w:bookmarkEnd w:id="20"/>
     </w:p>
     <w:sectPr>
       <w:headerReference r:id="rId5" w:type="default"/>
